--- a/项目管理文档/工作周报/第三周/何郑雄.docx
+++ b/项目管理文档/工作周报/第三周/何郑雄.docx
@@ -192,7 +192,15 @@
               <w:rPr>
                 <w:rFonts w:hint="eastAsia"/>
               </w:rPr>
-              <w:t>2026年3月</w:t>
+              <w:t>2026年3</w:t>
+            </w:r>
+            <w:bookmarkStart w:id="0" w:name="_GoBack"/>
+            <w:bookmarkEnd w:id="0"/>
+            <w:r>
+              <w:rPr>
+                <w:rFonts w:hint="eastAsia"/>
+              </w:rPr>
+              <w:t>月</w:t>
             </w:r>
             <w:r>
               <w:rPr>
@@ -1976,8 +1984,6 @@
               </w:rPr>
               <w:t>接口文档并不完善，目前重点完成了用户管理与题库管理的基本接口设计。</w:t>
             </w:r>
-            <w:bookmarkStart w:id="0" w:name="_GoBack"/>
-            <w:bookmarkEnd w:id="0"/>
           </w:p>
         </w:tc>
         <w:tc>
@@ -2141,7 +2147,7 @@
     <w:lsdException w:qFormat="1" w:unhideWhenUsed="0" w:uiPriority="0" w:semiHidden="0" w:name="Title"/>
     <w:lsdException w:unhideWhenUsed="0" w:uiPriority="0" w:semiHidden="0" w:name="Closing"/>
     <w:lsdException w:unhideWhenUsed="0" w:uiPriority="0" w:semiHidden="0" w:name="Signature"/>
-    <w:lsdException w:unhideWhenUsed="0" w:uiPriority="0" w:name="Default Paragraph Font"/>
+    <w:lsdException w:qFormat="1" w:unhideWhenUsed="0" w:uiPriority="0" w:name="Default Paragraph Font"/>
     <w:lsdException w:unhideWhenUsed="0" w:uiPriority="0" w:semiHidden="0" w:name="Body Text"/>
     <w:lsdException w:unhideWhenUsed="0" w:uiPriority="0" w:semiHidden="0" w:name="Body Text Indent"/>
     <w:lsdException w:unhideWhenUsed="0" w:uiPriority="0" w:semiHidden="0" w:name="List Continue"/>
@@ -2179,7 +2185,7 @@
     <w:lsdException w:unhideWhenUsed="0" w:uiPriority="0" w:semiHidden="0" w:name="HTML Sample"/>
     <w:lsdException w:unhideWhenUsed="0" w:uiPriority="0" w:semiHidden="0" w:name="HTML Typewriter"/>
     <w:lsdException w:unhideWhenUsed="0" w:uiPriority="0" w:semiHidden="0" w:name="HTML Variable"/>
-    <w:lsdException w:unhideWhenUsed="0" w:uiPriority="0" w:name="Normal Table"/>
+    <w:lsdException w:qFormat="1" w:unhideWhenUsed="0" w:uiPriority="0" w:name="Normal Table"/>
     <w:lsdException w:unhideWhenUsed="0" w:uiPriority="0" w:semiHidden="0" w:name="annotation subject"/>
     <w:lsdException w:unhideWhenUsed="0" w:uiPriority="0" w:semiHidden="0" w:name="Table Simple 1"/>
     <w:lsdException w:unhideWhenUsed="0" w:uiPriority="0" w:semiHidden="0" w:name="Table Simple 2"/>
@@ -2388,11 +2394,13 @@
   <w:style w:type="character" w:default="1" w:styleId="5">
     <w:name w:val="Default Paragraph Font"/>
     <w:semiHidden/>
+    <w:qFormat/>
     <w:uiPriority w:val="0"/>
   </w:style>
   <w:style w:type="table" w:default="1" w:styleId="4">
     <w:name w:val="Normal Table"/>
     <w:semiHidden/>
+    <w:qFormat/>
     <w:uiPriority w:val="0"/>
     <w:tblPr>
       <w:tblCellMar>
